--- a/downloads/season-06-study-guide.docx
+++ b/downloads/season-06-study-guide.docx
@@ -12,7 +12,12 @@
     </w:p>
     <w:p>
       <w:r>
-        <w:t>V2 · 每集不超过 15 项关键词与词组；每项 3 个原创双语例句。英文梗概不超过 200 词，含剧透。</w:t>
+        <w:t>V3 · 每集不超过 15 项关键词与词组；关键词含美式 IPA，所有词条含词性与英文释义；每项 3 个原创双语例句。英文梗概不超过 200 词，含剧透。</w:t>
+      </w:r>
+    </w:p>
+    <w:p>
+      <w:r>
+        <w:t>关键词采用常见美式读法的宽式 IPA；/ɝ/、/ɚ/ 表示带 r 色彩的元音，/i/、/u/ 不另加长音符号。音标对应显示的词条形式。词性列出本页讲解的用法；部分词有其他读法或词性。</w:t>
       </w:r>
     </w:p>
     <w:p>
@@ -56,6 +61,21 @@
     </w:p>
     <w:p>
       <w:r>
+        <w:t>美式 IPA：/beɪl/</w:t>
+      </w:r>
+    </w:p>
+    <w:p>
+      <w:r>
+        <w:t>词性：noun / verb</w:t>
+      </w:r>
+    </w:p>
+    <w:p>
+      <w:r>
+        <w:t>English definition: Conditional release before trial, sometimes secured by money; to secure someone's release in this way.</w:t>
+      </w:r>
+    </w:p>
+    <w:p>
+      <w:r>
         <w:t>保释；保释金</w:t>
       </w:r>
     </w:p>
@@ -100,6 +120,21 @@
     </w:p>
     <w:p>
       <w:r>
+        <w:t>美式 IPA：/əˈsɔlt/</w:t>
+      </w:r>
+    </w:p>
+    <w:p>
+      <w:r>
+        <w:t>词性：noun / verb</w:t>
+      </w:r>
+    </w:p>
+    <w:p>
+      <w:r>
+        <w:t>English definition: A physical attack or, in some legal uses, conduct that creates fear of imminent harm; to attack.</w:t>
+      </w:r>
+    </w:p>
+    <w:p>
+      <w:r>
         <w:t>袭击；人身攻击</w:t>
       </w:r>
     </w:p>
@@ -144,6 +179,21 @@
     </w:p>
     <w:p>
       <w:r>
+        <w:t>美式 IPA：/prɪˈlɪməˌnɛri/</w:t>
+      </w:r>
+    </w:p>
+    <w:p>
+      <w:r>
+        <w:t>词性：adjective</w:t>
+      </w:r>
+    </w:p>
+    <w:p>
+      <w:r>
+        <w:t>English definition: Taking place before the main action or final decision.</w:t>
+      </w:r>
+    </w:p>
+    <w:p>
+      <w:r>
         <w:t>初步的；正式程序之前的</w:t>
       </w:r>
     </w:p>
@@ -188,6 +238,21 @@
     </w:p>
     <w:p>
       <w:r>
+        <w:t>美式 IPA：/ˌprɑsɪkjuˈtɔriəl/</w:t>
+      </w:r>
+    </w:p>
+    <w:p>
+      <w:r>
+        <w:t>词性：adjective</w:t>
+      </w:r>
+    </w:p>
+    <w:p>
+      <w:r>
+        <w:t>English definition: Relating to a prosecutor or the work of bringing criminal charges.</w:t>
+      </w:r>
+    </w:p>
+    <w:p>
+      <w:r>
         <w:t>检方的；公诉职能相关的</w:t>
       </w:r>
     </w:p>
@@ -232,6 +297,21 @@
     </w:p>
     <w:p>
       <w:r>
+        <w:t>美式 IPA：/mɪsˈkɑndʌkt/</w:t>
+      </w:r>
+    </w:p>
+    <w:p>
+      <w:r>
+        <w:t>词性：noun</w:t>
+      </w:r>
+    </w:p>
+    <w:p>
+      <w:r>
+        <w:t>English definition: Behavior that violates rules, duties, or expected standards.</w:t>
+      </w:r>
+    </w:p>
+    <w:p>
+      <w:r>
         <w:t>不当行为；违规失职</w:t>
       </w:r>
     </w:p>
@@ -276,6 +356,21 @@
     </w:p>
     <w:p>
       <w:r>
+        <w:t>美式 IPA：/ˈblækˌmeɪl/</w:t>
+      </w:r>
+    </w:p>
+    <w:p>
+      <w:r>
+        <w:t>词性：noun / verb</w:t>
+      </w:r>
+    </w:p>
+    <w:p>
+      <w:r>
+        <w:t>English definition: Demanding money or cooperation by threatening to expose damaging information; to make such a demand.</w:t>
+      </w:r>
+    </w:p>
+    <w:p>
+      <w:r>
         <w:t>敲诈勒索；以曝光信息等相威胁</w:t>
       </w:r>
     </w:p>
@@ -320,6 +415,21 @@
     </w:p>
     <w:p>
       <w:r>
+        <w:t>美式 IPA：/ˈmɝsəˌnɛri/</w:t>
+      </w:r>
+    </w:p>
+    <w:p>
+      <w:r>
+        <w:t>词性：noun</w:t>
+      </w:r>
+    </w:p>
+    <w:p>
+      <w:r>
+        <w:t>English definition: A fighter hired to take part in armed operations for payment.</w:t>
+      </w:r>
+    </w:p>
+    <w:p>
+      <w:r>
         <w:t>雇佣兵；唯利是图的</w:t>
       </w:r>
     </w:p>
@@ -369,6 +479,16 @@
     </w:p>
     <w:p>
       <w:r>
+        <w:t>词性：noun phrase</w:t>
+      </w:r>
+    </w:p>
+    <w:p>
+      <w:r>
+        <w:t>English definition: A publicly funded lawyer who represents eligible defendants unable to afford counsel.</w:t>
+      </w:r>
+    </w:p>
+    <w:p>
+      <w:r>
         <w:t>公设辩护律师</w:t>
       </w:r>
     </w:p>
@@ -487,6 +607,21 @@
     </w:p>
     <w:p>
       <w:r>
+        <w:t>美式 IPA：/ˈfɛləni/</w:t>
+      </w:r>
+    </w:p>
+    <w:p>
+      <w:r>
+        <w:t>词性：noun</w:t>
+      </w:r>
+    </w:p>
+    <w:p>
+      <w:r>
+        <w:t>English definition: A serious category of crime, generally carrying more severe penalties than a misdemeanor.</w:t>
+      </w:r>
+    </w:p>
+    <w:p>
+      <w:r>
         <w:t>重罪</w:t>
       </w:r>
     </w:p>
@@ -531,6 +666,21 @@
     </w:p>
     <w:p>
       <w:r>
+        <w:t>美式 IPA：/dɪˈskʌvɚi/</w:t>
+      </w:r>
+    </w:p>
+    <w:p>
+      <w:r>
+        <w:t>词性：noun</w:t>
+      </w:r>
+    </w:p>
+    <w:p>
+      <w:r>
+        <w:t>English definition: Finding something previously unknown; in litigation, the process of obtaining and exchanging case information.</w:t>
+      </w:r>
+    </w:p>
+    <w:p>
+      <w:r>
         <w:t>发现；诉讼中的证据开示</w:t>
       </w:r>
     </w:p>
@@ -575,6 +725,21 @@
     </w:p>
     <w:p>
       <w:r>
+        <w:t>美式 IPA：/ˌæfəˈdeɪvɪt/</w:t>
+      </w:r>
+    </w:p>
+    <w:p>
+      <w:r>
+        <w:t>词性：noun</w:t>
+      </w:r>
+    </w:p>
+    <w:p>
+      <w:r>
+        <w:t>English definition: A written statement that its maker formally swears is true.</w:t>
+      </w:r>
+    </w:p>
+    <w:p>
+      <w:r>
         <w:t>宣誓书；宣誓陈述</w:t>
       </w:r>
     </w:p>
@@ -619,6 +784,21 @@
     </w:p>
     <w:p>
       <w:r>
+        <w:t>美式 IPA：/frɔd/</w:t>
+      </w:r>
+    </w:p>
+    <w:p>
+      <w:r>
+        <w:t>词性：noun</w:t>
+      </w:r>
+    </w:p>
+    <w:p>
+      <w:r>
+        <w:t>English definition: Deliberate deception intended to obtain a benefit or cause another person's loss.</w:t>
+      </w:r>
+    </w:p>
+    <w:p>
+      <w:r>
         <w:t>欺诈</w:t>
       </w:r>
     </w:p>
@@ -663,6 +843,21 @@
     </w:p>
     <w:p>
       <w:r>
+        <w:t>美式 IPA：/mælˈpræktɪs/</w:t>
+      </w:r>
+    </w:p>
+    <w:p>
+      <w:r>
+        <w:t>词性：noun</w:t>
+      </w:r>
+    </w:p>
+    <w:p>
+      <w:r>
+        <w:t>English definition: Professional negligence or misconduct that harms a client or patient.</w:t>
+      </w:r>
+    </w:p>
+    <w:p>
+      <w:r>
         <w:t>专业失当；专业过失</w:t>
       </w:r>
     </w:p>
@@ -707,6 +902,21 @@
     </w:p>
     <w:p>
       <w:r>
+        <w:t>美式 IPA：/kənˈvɪkʃən/</w:t>
+      </w:r>
+    </w:p>
+    <w:p>
+      <w:r>
+        <w:t>词性：noun</w:t>
+      </w:r>
+    </w:p>
+    <w:p>
+      <w:r>
+        <w:t>English definition: A finding of guilt in a criminal case; also a firmly held belief.</w:t>
+      </w:r>
+    </w:p>
+    <w:p>
+      <w:r>
         <w:t>定罪；坚定信念</w:t>
       </w:r>
     </w:p>
@@ -751,6 +961,21 @@
     </w:p>
     <w:p>
       <w:r>
+        <w:t>美式 IPA：/ˈprɪvəlɪdʒ/</w:t>
+      </w:r>
+    </w:p>
+    <w:p>
+      <w:r>
+        <w:t>词性：noun</w:t>
+      </w:r>
+    </w:p>
+    <w:p>
+      <w:r>
+        <w:t>English definition: A special right or advantage; in law, a protection that can prevent compelled disclosure of certain communications.</w:t>
+      </w:r>
+    </w:p>
+    <w:p>
+      <w:r>
         <w:t>法律保密特权；特殊权利或荣幸</w:t>
       </w:r>
     </w:p>
@@ -795,6 +1020,21 @@
     </w:p>
     <w:p>
       <w:r>
+        <w:t>美式 IPA：/ɪɡˈzɑnəˌreɪt/</w:t>
+      </w:r>
+    </w:p>
+    <w:p>
+      <w:r>
+        <w:t>词性：verb</w:t>
+      </w:r>
+    </w:p>
+    <w:p>
+      <w:r>
+        <w:t>English definition: To clear someone of blame, responsibility, or an accusation.</w:t>
+      </w:r>
+    </w:p>
+    <w:p>
+      <w:r>
         <w:t>洗清嫌疑；免除责任</w:t>
       </w:r>
     </w:p>
@@ -839,6 +1079,21 @@
     </w:p>
     <w:p>
       <w:r>
+        <w:t>美式 IPA：/ɪmˈbɛzəl/</w:t>
+      </w:r>
+    </w:p>
+    <w:p>
+      <w:r>
+        <w:t>词性：verb</w:t>
+      </w:r>
+    </w:p>
+    <w:p>
+      <w:r>
+        <w:t>English definition: To dishonestly take money or property that one was trusted to manage.</w:t>
+      </w:r>
+    </w:p>
+    <w:p>
+      <w:r>
         <w:t>侵吞受托管理的钱财</w:t>
       </w:r>
     </w:p>
@@ -883,6 +1138,21 @@
     </w:p>
     <w:p>
       <w:r>
+        <w:t>美式 IPA：/ˌæləˈɡeɪʃən/</w:t>
+      </w:r>
+    </w:p>
+    <w:p>
+      <w:r>
+        <w:t>词性：noun</w:t>
+      </w:r>
+    </w:p>
+    <w:p>
+      <w:r>
+        <w:t>English definition: A claim of wrongdoing that has not yet been established as true.</w:t>
+      </w:r>
+    </w:p>
+    <w:p>
+      <w:r>
         <w:t>尚未经证实的指控或说法</w:t>
       </w:r>
     </w:p>
@@ -927,6 +1197,16 @@
     </w:p>
     <w:p>
       <w:r>
+        <w:t>词性：adjective / adverb phrase</w:t>
+      </w:r>
+    </w:p>
+    <w:p>
+      <w:r>
+        <w:t>English definition: Officially recorded or available to be publicly attributed to the speaker.</w:t>
+      </w:r>
+    </w:p>
+    <w:p>
+      <w:r>
         <w:t>可公开引用的；正式记录在案的</w:t>
       </w:r>
     </w:p>
@@ -971,6 +1251,16 @@
     </w:p>
     <w:p>
       <w:r>
+        <w:t>词性：noun phrase</w:t>
+      </w:r>
+    </w:p>
+    <w:p>
+      <w:r>
+        <w:t>English definition: A situation in which competing interests may interfere with impartial judgment or duties.</w:t>
+      </w:r>
+    </w:p>
+    <w:p>
+      <w:r>
         <w:t>利益冲突</w:t>
       </w:r>
     </w:p>
@@ -1015,6 +1305,16 @@
     </w:p>
     <w:p>
       <w:r>
+        <w:t>词性：noun phrase</w:t>
+      </w:r>
+    </w:p>
+    <w:p>
+      <w:r>
+        <w:t>English definition: A lawsuit brought on behalf of a group whose members have similar legal claims.</w:t>
+      </w:r>
+    </w:p>
+    <w:p>
+      <w:r>
         <w:t>集体诉讼</w:t>
       </w:r>
     </w:p>
@@ -1133,6 +1433,21 @@
     </w:p>
     <w:p>
       <w:r>
+        <w:t>美式 IPA：/ˌmɪsdəˈminɚ/</w:t>
+      </w:r>
+    </w:p>
+    <w:p>
+      <w:r>
+        <w:t>词性：noun</w:t>
+      </w:r>
+    </w:p>
+    <w:p>
+      <w:r>
+        <w:t>English definition: A criminal offense in a less serious category than a felony.</w:t>
+      </w:r>
+    </w:p>
+    <w:p>
+      <w:r>
         <w:t>轻罪</w:t>
       </w:r>
     </w:p>
@@ -1177,6 +1492,21 @@
     </w:p>
     <w:p>
       <w:r>
+        <w:t>美式 IPA：/beɪl/</w:t>
+      </w:r>
+    </w:p>
+    <w:p>
+      <w:r>
+        <w:t>词性：noun / verb</w:t>
+      </w:r>
+    </w:p>
+    <w:p>
+      <w:r>
+        <w:t>English definition: Conditional release before trial, sometimes secured by money; to secure someone's release in this way.</w:t>
+      </w:r>
+    </w:p>
+    <w:p>
+      <w:r>
         <w:t>保释；保释金</w:t>
       </w:r>
     </w:p>
@@ -1221,6 +1551,21 @@
     </w:p>
     <w:p>
       <w:r>
+        <w:t>美式 IPA：/dɪˈskʌvɚi/</w:t>
+      </w:r>
+    </w:p>
+    <w:p>
+      <w:r>
+        <w:t>词性：noun</w:t>
+      </w:r>
+    </w:p>
+    <w:p>
+      <w:r>
+        <w:t>English definition: Finding something previously unknown; in litigation, the process of obtaining and exchanging case information.</w:t>
+      </w:r>
+    </w:p>
+    <w:p>
+      <w:r>
         <w:t>发现；诉讼中的证据开示</w:t>
       </w:r>
     </w:p>
@@ -1265,6 +1610,21 @@
     </w:p>
     <w:p>
       <w:r>
+        <w:t>美式 IPA：/əˈsɔlt/</w:t>
+      </w:r>
+    </w:p>
+    <w:p>
+      <w:r>
+        <w:t>词性：noun / verb</w:t>
+      </w:r>
+    </w:p>
+    <w:p>
+      <w:r>
+        <w:t>English definition: A physical attack or, in some legal uses, conduct that creates fear of imminent harm; to attack.</w:t>
+      </w:r>
+    </w:p>
+    <w:p>
+      <w:r>
         <w:t>袭击；人身攻击</w:t>
       </w:r>
     </w:p>
@@ -1309,6 +1669,21 @@
     </w:p>
     <w:p>
       <w:r>
+        <w:t>美式 IPA：/əˈkɑmplɪs/</w:t>
+      </w:r>
+    </w:p>
+    <w:p>
+      <w:r>
+        <w:t>词性：noun</w:t>
+      </w:r>
+    </w:p>
+    <w:p>
+      <w:r>
+        <w:t>English definition: A person who helps someone else carry out a crime.</w:t>
+      </w:r>
+    </w:p>
+    <w:p>
+      <w:r>
         <w:t>共犯；帮凶</w:t>
       </w:r>
     </w:p>
@@ -1353,6 +1728,21 @@
     </w:p>
     <w:p>
       <w:r>
+        <w:t>美式 IPA：/ˈprɪvəlɪdʒ/</w:t>
+      </w:r>
+    </w:p>
+    <w:p>
+      <w:r>
+        <w:t>词性：noun</w:t>
+      </w:r>
+    </w:p>
+    <w:p>
+      <w:r>
+        <w:t>English definition: A special right or advantage; in law, a protection that can prevent compelled disclosure of certain communications.</w:t>
+      </w:r>
+    </w:p>
+    <w:p>
+      <w:r>
         <w:t>法律保密特权；特殊权利或荣幸</w:t>
       </w:r>
     </w:p>
@@ -1397,6 +1787,21 @@
     </w:p>
     <w:p>
       <w:r>
+        <w:t>美式 IPA：/ˌkɑnfəˌdɛnʃiˈæləti/</w:t>
+      </w:r>
+    </w:p>
+    <w:p>
+      <w:r>
+        <w:t>词性：noun</w:t>
+      </w:r>
+    </w:p>
+    <w:p>
+      <w:r>
+        <w:t>English definition: The duty or practice of keeping sensitive information from unauthorized disclosure.</w:t>
+      </w:r>
+    </w:p>
+    <w:p>
+      <w:r>
         <w:t>保密性；保密义务</w:t>
       </w:r>
     </w:p>
@@ -1441,6 +1846,21 @@
     </w:p>
     <w:p>
       <w:r>
+        <w:t>美式 IPA：/ɔˈdeɪʃəs/</w:t>
+      </w:r>
+    </w:p>
+    <w:p>
+      <w:r>
+        <w:t>词性：adjective</w:t>
+      </w:r>
+    </w:p>
+    <w:p>
+      <w:r>
+        <w:t>English definition: Remarkably bold, especially in a way that challenges normal limits.</w:t>
+      </w:r>
+    </w:p>
+    <w:p>
+      <w:r>
         <w:t>大胆到出人意料的；胆大妄为的</w:t>
       </w:r>
     </w:p>
@@ -1485,6 +1905,21 @@
     </w:p>
     <w:p>
       <w:r>
+        <w:t>美式 IPA：/ˈsudəˌnɪm/</w:t>
+      </w:r>
+    </w:p>
+    <w:p>
+      <w:r>
+        <w:t>词性：noun</w:t>
+      </w:r>
+    </w:p>
+    <w:p>
+      <w:r>
+        <w:t>English definition: A name used in place of a person's real name.</w:t>
+      </w:r>
+    </w:p>
+    <w:p>
+      <w:r>
         <w:t>化名；笔名</w:t>
       </w:r>
     </w:p>
@@ -1529,6 +1964,16 @@
     </w:p>
     <w:p>
       <w:r>
+        <w:t>词性：noun phrase</w:t>
+      </w:r>
+    </w:p>
+    <w:p>
+      <w:r>
+        <w:t>English definition: Dishonesty or an intention to mislead rather than deal fairly.</w:t>
+      </w:r>
+    </w:p>
+    <w:p>
+      <w:r>
         <w:t>恶意；缺乏诚意</w:t>
       </w:r>
     </w:p>
@@ -1647,6 +2092,21 @@
     </w:p>
     <w:p>
       <w:r>
+        <w:t>美式 IPA：/rɪˈteɪnɚ/</w:t>
+      </w:r>
+    </w:p>
+    <w:p>
+      <w:r>
+        <w:t>词性：noun</w:t>
+      </w:r>
+    </w:p>
+    <w:p>
+      <w:r>
+        <w:t>English definition: A fee or arrangement securing a professional's services or availability, especially a lawyer's.</w:t>
+      </w:r>
+    </w:p>
+    <w:p>
+      <w:r>
         <w:t>聘用律师等专业人士的预付费用；聘用安排</w:t>
       </w:r>
     </w:p>
@@ -1691,6 +2151,21 @@
     </w:p>
     <w:p>
       <w:r>
+        <w:t>美式 IPA：/beɪl/</w:t>
+      </w:r>
+    </w:p>
+    <w:p>
+      <w:r>
+        <w:t>词性：noun / verb</w:t>
+      </w:r>
+    </w:p>
+    <w:p>
+      <w:r>
+        <w:t>English definition: Conditional release before trial, sometimes secured by money; to secure someone's release in this way.</w:t>
+      </w:r>
+    </w:p>
+    <w:p>
+      <w:r>
         <w:t>保释；保释金</w:t>
       </w:r>
     </w:p>
@@ -1735,6 +2210,21 @@
     </w:p>
     <w:p>
       <w:r>
+        <w:t>美式 IPA：/prɪˈlɪməˌnɛri/</w:t>
+      </w:r>
+    </w:p>
+    <w:p>
+      <w:r>
+        <w:t>词性：adjective</w:t>
+      </w:r>
+    </w:p>
+    <w:p>
+      <w:r>
+        <w:t>English definition: Taking place before the main action or final decision.</w:t>
+      </w:r>
+    </w:p>
+    <w:p>
+      <w:r>
         <w:t>初步的；正式程序之前的</w:t>
       </w:r>
     </w:p>
@@ -1779,6 +2269,26 @@
     </w:p>
     <w:p>
       <w:r>
+        <w:t>美式 IPA：/ˈdɛdˌlɑkt/</w:t>
+      </w:r>
+    </w:p>
+    <w:p>
+      <w:r>
+        <w:t>词性：adjective</w:t>
+      </w:r>
+    </w:p>
+    <w:p>
+      <w:r>
+        <w:t>English definition: Unable to progress because opposing sides cannot reach agreement.</w:t>
+      </w:r>
+    </w:p>
+    <w:p>
+      <w:r>
+        <w:t>原形：deadlock</w:t>
+      </w:r>
+    </w:p>
+    <w:p>
+      <w:r>
         <w:t>陷入僵局的</w:t>
       </w:r>
     </w:p>
@@ -1823,6 +2333,21 @@
     </w:p>
     <w:p>
       <w:r>
+        <w:t>美式 IPA：/ˈnɑrsəsɪst/</w:t>
+      </w:r>
+    </w:p>
+    <w:p>
+      <w:r>
+        <w:t>词性：noun</w:t>
+      </w:r>
+    </w:p>
+    <w:p>
+      <w:r>
+        <w:t>English definition: A person excessively focused on their own importance and need for admiration.</w:t>
+      </w:r>
+    </w:p>
+    <w:p>
+      <w:r>
         <w:t>自恋者</w:t>
       </w:r>
     </w:p>
@@ -1867,6 +2392,16 @@
     </w:p>
     <w:p>
       <w:r>
+        <w:t>词性：noun phrase</w:t>
+      </w:r>
+    </w:p>
+    <w:p>
+      <w:r>
+        <w:t>English definition: The existing state of affairs at a particular time.</w:t>
+      </w:r>
+    </w:p>
+    <w:p>
+      <w:r>
         <w:t>现状</w:t>
       </w:r>
     </w:p>
@@ -1911,6 +2446,21 @@
     </w:p>
     <w:p>
       <w:r>
+        <w:t>美式 IPA：/sɪˈstɛmɪk/</w:t>
+      </w:r>
+    </w:p>
+    <w:p>
+      <w:r>
+        <w:t>词性：adjective</w:t>
+      </w:r>
+    </w:p>
+    <w:p>
+      <w:r>
+        <w:t>English definition: Affecting or built into an entire system rather than an isolated part.</w:t>
+      </w:r>
+    </w:p>
+    <w:p>
+      <w:r>
         <w:t>系统性的；影响整个体系的</w:t>
       </w:r>
     </w:p>
@@ -1955,6 +2505,16 @@
     </w:p>
     <w:p>
       <w:r>
+        <w:t>词性：adverb phrase / idiom</w:t>
+      </w:r>
+    </w:p>
+    <w:p>
+      <w:r>
+        <w:t>English definition: Only just succeeding or escaping failure by a very small margin.</w:t>
+      </w:r>
+    </w:p>
+    <w:p>
+      <w:r>
         <w:t>极其勉强地；险些失败</w:t>
       </w:r>
     </w:p>
@@ -1999,6 +2559,16 @@
     </w:p>
     <w:p>
       <w:r>
+        <w:t>词性：adjective phrase / idiom</w:t>
+      </w:r>
+    </w:p>
+    <w:p>
+      <w:r>
+        <w:t>English definition: Having greater courage, determination, or resilience than others.</w:t>
+      </w:r>
+    </w:p>
+    <w:p>
+      <w:r>
         <w:t>更坚强、更有胆识</w:t>
       </w:r>
     </w:p>
@@ -2043,6 +2613,16 @@
     </w:p>
     <w:p>
       <w:r>
+        <w:t>词性：noun phrase / idiom</w:t>
+      </w:r>
+    </w:p>
+    <w:p>
+      <w:r>
+        <w:t>English definition: A person or thing with valuable potential that has not yet been developed or polished.</w:t>
+      </w:r>
+    </w:p>
+    <w:p>
+      <w:r>
         <w:t>尚未打磨但很有潜力的人或事物</w:t>
       </w:r>
     </w:p>
@@ -2161,6 +2741,21 @@
     </w:p>
     <w:p>
       <w:r>
+        <w:t>美式 IPA：/dɪˈskʌvɚi/</w:t>
+      </w:r>
+    </w:p>
+    <w:p>
+      <w:r>
+        <w:t>词性：noun</w:t>
+      </w:r>
+    </w:p>
+    <w:p>
+      <w:r>
+        <w:t>English definition: Finding something previously unknown; in litigation, the process of obtaining and exchanging case information.</w:t>
+      </w:r>
+    </w:p>
+    <w:p>
+      <w:r>
         <w:t>发现；诉讼中的证据开示</w:t>
       </w:r>
     </w:p>
@@ -2205,6 +2800,21 @@
     </w:p>
     <w:p>
       <w:r>
+        <w:t>美式 IPA：/ˈprɪvəlɪdʒ/</w:t>
+      </w:r>
+    </w:p>
+    <w:p>
+      <w:r>
+        <w:t>词性：noun</w:t>
+      </w:r>
+    </w:p>
+    <w:p>
+      <w:r>
+        <w:t>English definition: A special right or advantage; in law, a protection that can prevent compelled disclosure of certain communications.</w:t>
+      </w:r>
+    </w:p>
+    <w:p>
+      <w:r>
         <w:t>法律保密特权；特殊权利或荣幸</w:t>
       </w:r>
     </w:p>
@@ -2249,6 +2859,26 @@
     </w:p>
     <w:p>
       <w:r>
+        <w:t>美式 IPA：/proʊˈtræktɪd/</w:t>
+      </w:r>
+    </w:p>
+    <w:p>
+      <w:r>
+        <w:t>词性：adjective</w:t>
+      </w:r>
+    </w:p>
+    <w:p>
+      <w:r>
+        <w:t>English definition: Continuing for a long time, especially longer than desired.</w:t>
+      </w:r>
+    </w:p>
+    <w:p>
+      <w:r>
+        <w:t>原形：protract</w:t>
+      </w:r>
+    </w:p>
+    <w:p>
+      <w:r>
         <w:t>旷日持久的；拖长的</w:t>
       </w:r>
     </w:p>
@@ -2293,6 +2923,21 @@
     </w:p>
     <w:p>
       <w:r>
+        <w:t>美式 IPA：/ɪnˌsɪnjuˈeɪʃən/</w:t>
+      </w:r>
+    </w:p>
+    <w:p>
+      <w:r>
+        <w:t>词性：noun</w:t>
+      </w:r>
+    </w:p>
+    <w:p>
+      <w:r>
+        <w:t>English definition: An indirect suggestion, often implying something negative without stating it openly.</w:t>
+      </w:r>
+    </w:p>
+    <w:p>
+      <w:r>
         <w:t>含沙射影；暗示性指控</w:t>
       </w:r>
     </w:p>
@@ -2337,6 +2982,21 @@
     </w:p>
     <w:p>
       <w:r>
+        <w:t>美式 IPA：/dɪsˈkrɛdɪt/</w:t>
+      </w:r>
+    </w:p>
+    <w:p>
+      <w:r>
+        <w:t>词性：verb / noun</w:t>
+      </w:r>
+    </w:p>
+    <w:p>
+      <w:r>
+        <w:t>English definition: To damage someone's credibility or reputation; the resulting loss of trust.</w:t>
+      </w:r>
+    </w:p>
+    <w:p>
+      <w:r>
         <w:t>使失去可信度；败坏名声</w:t>
       </w:r>
     </w:p>
@@ -2381,6 +3041,21 @@
     </w:p>
     <w:p>
       <w:r>
+        <w:t>美式 IPA：/ˌmidiˈeɪʃən/</w:t>
+      </w:r>
+    </w:p>
+    <w:p>
+      <w:r>
+        <w:t>词性：noun</w:t>
+      </w:r>
+    </w:p>
+    <w:p>
+      <w:r>
+        <w:t>English definition: A process in which a neutral person helps opposing sides work toward an agreement.</w:t>
+      </w:r>
+    </w:p>
+    <w:p>
+      <w:r>
         <w:t>调解</w:t>
       </w:r>
     </w:p>
@@ -2425,6 +3100,16 @@
     </w:p>
     <w:p>
       <w:r>
+        <w:t>词性：noun phrase</w:t>
+      </w:r>
+    </w:p>
+    <w:p>
+      <w:r>
+        <w:t>English definition: A lawsuit brought on behalf of a group whose members have similar legal claims.</w:t>
+      </w:r>
+    </w:p>
+    <w:p>
+      <w:r>
         <w:t>集体诉讼</w:t>
       </w:r>
     </w:p>
@@ -2469,6 +3154,16 @@
     </w:p>
     <w:p>
       <w:r>
+        <w:t>词性：noun phrase / idiom</w:t>
+      </w:r>
+    </w:p>
+    <w:p>
+      <w:r>
+        <w:t>English definition: A desperate final attempt with little chance of success.</w:t>
+      </w:r>
+    </w:p>
+    <w:p>
+      <w:r>
         <w:t>胜算很低的最后一搏</w:t>
       </w:r>
     </w:p>
@@ -2587,6 +3282,21 @@
     </w:p>
     <w:p>
       <w:r>
+        <w:t>美式 IPA：/ˈfɛləni/</w:t>
+      </w:r>
+    </w:p>
+    <w:p>
+      <w:r>
+        <w:t>词性：noun</w:t>
+      </w:r>
+    </w:p>
+    <w:p>
+      <w:r>
+        <w:t>English definition: A serious category of crime, generally carrying more severe penalties than a misdemeanor.</w:t>
+      </w:r>
+    </w:p>
+    <w:p>
+      <w:r>
         <w:t>重罪</w:t>
       </w:r>
     </w:p>
@@ -2631,6 +3341,21 @@
     </w:p>
     <w:p>
       <w:r>
+        <w:t>美式 IPA：/beɪl/</w:t>
+      </w:r>
+    </w:p>
+    <w:p>
+      <w:r>
+        <w:t>词性：noun / verb</w:t>
+      </w:r>
+    </w:p>
+    <w:p>
+      <w:r>
+        <w:t>English definition: Conditional release before trial, sometimes secured by money; to secure someone's release in this way.</w:t>
+      </w:r>
+    </w:p>
+    <w:p>
+      <w:r>
         <w:t>保释；保释金</w:t>
       </w:r>
     </w:p>
@@ -2675,6 +3400,21 @@
     </w:p>
     <w:p>
       <w:r>
+        <w:t>美式 IPA：/ˈstætʃut/</w:t>
+      </w:r>
+    </w:p>
+    <w:p>
+      <w:r>
+        <w:t>词性：noun</w:t>
+      </w:r>
+    </w:p>
+    <w:p>
+      <w:r>
+        <w:t>English definition: A written law enacted by a legislative body.</w:t>
+      </w:r>
+    </w:p>
+    <w:p>
+      <w:r>
         <w:t>成文法；法令</w:t>
       </w:r>
     </w:p>
@@ -2719,6 +3459,21 @@
     </w:p>
     <w:p>
       <w:r>
+        <w:t>美式 IPA：/ləˈdʒɪtəmət/</w:t>
+      </w:r>
+    </w:p>
+    <w:p>
+      <w:r>
+        <w:t>词性：adjective</w:t>
+      </w:r>
+    </w:p>
+    <w:p>
+      <w:r>
+        <w:t>English definition: Allowed by law or accepted rules; also genuine or reasonably justified.</w:t>
+      </w:r>
+    </w:p>
+    <w:p>
+      <w:r>
         <w:t>合法正当的；真实合理的</w:t>
       </w:r>
     </w:p>
@@ -2763,6 +3518,21 @@
     </w:p>
     <w:p>
       <w:r>
+        <w:t>美式 IPA：/ˌmidiˈeɪʃən/</w:t>
+      </w:r>
+    </w:p>
+    <w:p>
+      <w:r>
+        <w:t>词性：noun</w:t>
+      </w:r>
+    </w:p>
+    <w:p>
+      <w:r>
+        <w:t>English definition: A process in which a neutral person helps opposing sides work toward an agreement.</w:t>
+      </w:r>
+    </w:p>
+    <w:p>
+      <w:r>
         <w:t>调解</w:t>
       </w:r>
     </w:p>
@@ -2807,6 +3577,21 @@
     </w:p>
     <w:p>
       <w:r>
+        <w:t>美式 IPA：/əˈmɛndmənt/</w:t>
+      </w:r>
+    </w:p>
+    <w:p>
+      <w:r>
+        <w:t>词性：noun</w:t>
+      </w:r>
+    </w:p>
+    <w:p>
+      <w:r>
+        <w:t>English definition: A formal change or addition to a document, agreement, or law.</w:t>
+      </w:r>
+    </w:p>
+    <w:p>
+      <w:r>
         <w:t>修正案；修订</w:t>
       </w:r>
     </w:p>
@@ -2851,6 +3636,16 @@
     </w:p>
     <w:p>
       <w:r>
+        <w:t>词性：verb phrase / idiom</w:t>
+      </w:r>
+    </w:p>
+    <w:p>
+      <w:r>
+        <w:t>English definition: To end a project, arrangement, or source of support.</w:t>
+      </w:r>
+    </w:p>
+    <w:p>
+      <w:r>
         <w:t>终止；停止支持</w:t>
       </w:r>
     </w:p>
@@ -2895,6 +3690,21 @@
     </w:p>
     <w:p>
       <w:r>
+        <w:t>美式 IPA：/ˈpriˌtɛkst/</w:t>
+      </w:r>
+    </w:p>
+    <w:p>
+      <w:r>
+        <w:t>词性：noun</w:t>
+      </w:r>
+    </w:p>
+    <w:p>
+      <w:r>
+        <w:t>English definition: A stated reason used to hide the real purpose of an action.</w:t>
+      </w:r>
+    </w:p>
+    <w:p>
+      <w:r>
         <w:t>借口；掩饰真实目的的理由</w:t>
       </w:r>
     </w:p>
@@ -2939,6 +3749,21 @@
     </w:p>
     <w:p>
       <w:r>
+        <w:t>美式 IPA：/dɪˈskrɛʃən/</w:t>
+      </w:r>
+    </w:p>
+    <w:p>
+      <w:r>
+        <w:t>词性：noun</w:t>
+      </w:r>
+    </w:p>
+    <w:p>
+      <w:r>
+        <w:t>English definition: Freedom to decide how to act; also careful judgment about sensitive information.</w:t>
+      </w:r>
+    </w:p>
+    <w:p>
+      <w:r>
         <w:t>自行判断权；谨慎处理</w:t>
       </w:r>
     </w:p>
@@ -2983,6 +3808,21 @@
     </w:p>
     <w:p>
       <w:r>
+        <w:t>美式 IPA：/ˌkɑnstəˈtuʃənəl/</w:t>
+      </w:r>
+    </w:p>
+    <w:p>
+      <w:r>
+        <w:t>词性：adjective</w:t>
+      </w:r>
+    </w:p>
+    <w:p>
+      <w:r>
+        <w:t>English definition: Relating to, or permitted by, a constitution.</w:t>
+      </w:r>
+    </w:p>
+    <w:p>
+      <w:r>
         <w:t>宪法的；符合宪法的</w:t>
       </w:r>
     </w:p>
@@ -3027,6 +3867,21 @@
     </w:p>
     <w:p>
       <w:r>
+        <w:t>美式 IPA：/ˈtʃɛkɚd/</w:t>
+      </w:r>
+    </w:p>
+    <w:p>
+      <w:r>
+        <w:t>词性：adjective</w:t>
+      </w:r>
+    </w:p>
+    <w:p>
+      <w:r>
+        <w:t>English definition: Containing both successes and failures, often including disreputable events.</w:t>
+      </w:r>
+    </w:p>
+    <w:p>
+      <w:r>
         <w:t>有好有坏的；有污点的</w:t>
       </w:r>
     </w:p>
@@ -3071,6 +3926,21 @@
     </w:p>
     <w:p>
       <w:r>
+        <w:t>美式 IPA：/ˈsaɪdˌbɑr/</w:t>
+      </w:r>
+    </w:p>
+    <w:p>
+      <w:r>
+        <w:t>词性：noun</w:t>
+      </w:r>
+    </w:p>
+    <w:p>
+      <w:r>
+        <w:t>English definition: A discussion between the judge and lawyers away from the jury's hearing; informally, a separate brief discussion.</w:t>
+      </w:r>
+    </w:p>
+    <w:p>
+      <w:r>
         <w:t>法官与律师的私下短会；另行私谈</w:t>
       </w:r>
     </w:p>
@@ -3189,6 +4059,21 @@
     </w:p>
     <w:p>
       <w:r>
+        <w:t>美式 IPA：/ˈsɛtəlmənt/</w:t>
+      </w:r>
+    </w:p>
+    <w:p>
+      <w:r>
+        <w:t>词性：noun</w:t>
+      </w:r>
+    </w:p>
+    <w:p>
+      <w:r>
+        <w:t>English definition: An agreement resolving a dispute, or the money paid under that agreement.</w:t>
+      </w:r>
+    </w:p>
+    <w:p>
+      <w:r>
         <w:t>和解；和解协议或款项</w:t>
       </w:r>
     </w:p>
@@ -3233,6 +4118,21 @@
     </w:p>
     <w:p>
       <w:r>
+        <w:t>美式 IPA：/kənˈspɪrəsi/</w:t>
+      </w:r>
+    </w:p>
+    <w:p>
+      <w:r>
+        <w:t>词性：noun</w:t>
+      </w:r>
+    </w:p>
+    <w:p>
+      <w:r>
+        <w:t>English definition: A secret agreement to carry out an unlawful or harmful plan.</w:t>
+      </w:r>
+    </w:p>
+    <w:p>
+      <w:r>
         <w:t>共谋；阴谋</w:t>
       </w:r>
     </w:p>
@@ -3277,6 +4177,21 @@
     </w:p>
     <w:p>
       <w:r>
+        <w:t>美式 IPA：/ˈsæŋkʃən/</w:t>
+      </w:r>
+    </w:p>
+    <w:p>
+      <w:r>
+        <w:t>词性：verb</w:t>
+      </w:r>
+    </w:p>
+    <w:p>
+      <w:r>
+        <w:t>English definition: To officially approve or authorize a decision or action.</w:t>
+      </w:r>
+    </w:p>
+    <w:p>
+      <w:r>
         <w:t>处罚；正式批准</w:t>
       </w:r>
     </w:p>
@@ -3326,6 +4241,21 @@
     </w:p>
     <w:p>
       <w:r>
+        <w:t>美式 IPA：/ˈkoʊvɚt/</w:t>
+      </w:r>
+    </w:p>
+    <w:p>
+      <w:r>
+        <w:t>词性：adjective</w:t>
+      </w:r>
+    </w:p>
+    <w:p>
+      <w:r>
+        <w:t>English definition: Kept secret, especially to conceal an operation or its purpose.</w:t>
+      </w:r>
+    </w:p>
+    <w:p>
+      <w:r>
         <w:t>秘密进行的；隐蔽的</w:t>
       </w:r>
     </w:p>
@@ -3370,6 +4300,21 @@
     </w:p>
     <w:p>
       <w:r>
+        <w:t>美式 IPA：/ˌmidiˈeɪʃən/</w:t>
+      </w:r>
+    </w:p>
+    <w:p>
+      <w:r>
+        <w:t>词性：noun</w:t>
+      </w:r>
+    </w:p>
+    <w:p>
+      <w:r>
+        <w:t>English definition: A process in which a neutral person helps opposing sides work toward an agreement.</w:t>
+      </w:r>
+    </w:p>
+    <w:p>
+      <w:r>
         <w:t>调解</w:t>
       </w:r>
     </w:p>
@@ -3414,6 +4359,21 @@
     </w:p>
     <w:p>
       <w:r>
+        <w:t>美式 IPA：/ˈmidiˌeɪtɚ/</w:t>
+      </w:r>
+    </w:p>
+    <w:p>
+      <w:r>
+        <w:t>词性：noun</w:t>
+      </w:r>
+    </w:p>
+    <w:p>
+      <w:r>
+        <w:t>English definition: A neutral person who helps parties negotiate a resolution to a dispute.</w:t>
+      </w:r>
+    </w:p>
+    <w:p>
+      <w:r>
         <w:t>调解员；调解人</w:t>
       </w:r>
     </w:p>
@@ -3458,6 +4418,21 @@
     </w:p>
     <w:p>
       <w:r>
+        <w:t>美式 IPA：/ˈkɑmprəˌmaɪz/</w:t>
+      </w:r>
+    </w:p>
+    <w:p>
+      <w:r>
+        <w:t>词性：noun / verb</w:t>
+      </w:r>
+    </w:p>
+    <w:p>
+      <w:r>
+        <w:t>English definition: An agreement involving concessions; to reach such an agreement or put something at risk.</w:t>
+      </w:r>
+    </w:p>
+    <w:p>
+      <w:r>
         <w:t>妥协；折中；危及</w:t>
       </w:r>
     </w:p>
@@ -3502,6 +4477,21 @@
     </w:p>
     <w:p>
       <w:r>
+        <w:t>美式 IPA：/ˈsoʊsioʊˌpæθ/</w:t>
+      </w:r>
+    </w:p>
+    <w:p>
+      <w:r>
+        <w:t>词性：noun</w:t>
+      </w:r>
+    </w:p>
+    <w:p>
+      <w:r>
+        <w:t>English definition: An informal term for someone showing persistent disregard for others' rights and feelings.</w:t>
+      </w:r>
+    </w:p>
+    <w:p>
+      <w:r>
         <w:t>反社会者</w:t>
       </w:r>
     </w:p>
@@ -3620,6 +4610,21 @@
     </w:p>
     <w:p>
       <w:r>
+        <w:t>美式 IPA：/pəˈrɪmətɚ/</w:t>
+      </w:r>
+    </w:p>
+    <w:p>
+      <w:r>
+        <w:t>词性：noun</w:t>
+      </w:r>
+    </w:p>
+    <w:p>
+      <w:r>
+        <w:t>English definition: The outer boundary of an area or a line secured around it.</w:t>
+      </w:r>
+    </w:p>
+    <w:p>
+      <w:r>
         <w:t>周界；外围防线</w:t>
       </w:r>
     </w:p>
@@ -3664,6 +4669,21 @@
     </w:p>
     <w:p>
       <w:r>
+        <w:t>美式 IPA：/dɪˈstrɛs/</w:t>
+      </w:r>
+    </w:p>
+    <w:p>
+      <w:r>
+        <w:t>词性：noun / verb</w:t>
+      </w:r>
+    </w:p>
+    <w:p>
+      <w:r>
+        <w:t>English definition: Severe emotional suffering or difficulty; to cause such suffering.</w:t>
+      </w:r>
+    </w:p>
+    <w:p>
+      <w:r>
         <w:t>严重焦虑、痛苦；困境</w:t>
       </w:r>
     </w:p>
@@ -3708,6 +4728,21 @@
     </w:p>
     <w:p>
       <w:r>
+        <w:t>美式 IPA：/ˈpʌŋktʃuəl/</w:t>
+      </w:r>
+    </w:p>
+    <w:p>
+      <w:r>
+        <w:t>词性：adjective</w:t>
+      </w:r>
+    </w:p>
+    <w:p>
+      <w:r>
+        <w:t>English definition: Arriving or acting at the agreed or expected time.</w:t>
+      </w:r>
+    </w:p>
+    <w:p>
+      <w:r>
         <w:t>守时的；准时的</w:t>
       </w:r>
     </w:p>
@@ -3752,6 +4787,21 @@
     </w:p>
     <w:p>
       <w:r>
+        <w:t>美式 IPA：/oʊˈdɑmətɚ/</w:t>
+      </w:r>
+    </w:p>
+    <w:p>
+      <w:r>
+        <w:t>词性：noun</w:t>
+      </w:r>
+    </w:p>
+    <w:p>
+      <w:r>
+        <w:t>English definition: An instrument that records the distance traveled by a vehicle.</w:t>
+      </w:r>
+    </w:p>
+    <w:p>
+      <w:r>
         <w:t>里程表</w:t>
       </w:r>
     </w:p>
@@ -3796,6 +4846,21 @@
     </w:p>
     <w:p>
       <w:r>
+        <w:t>美式 IPA：/rɪˈvɑlvɚ/</w:t>
+      </w:r>
+    </w:p>
+    <w:p>
+      <w:r>
+        <w:t>词性：noun</w:t>
+      </w:r>
+    </w:p>
+    <w:p>
+      <w:r>
+        <w:t>English definition: A handgun with a rotating cylinder that holds its ammunition.</w:t>
+      </w:r>
+    </w:p>
+    <w:p>
+      <w:r>
         <w:t>左轮手枪</w:t>
       </w:r>
     </w:p>
@@ -3840,6 +4905,21 @@
     </w:p>
     <w:p>
       <w:r>
+        <w:t>美式 IPA：/kəmˈpɑrtmənt/</w:t>
+      </w:r>
+    </w:p>
+    <w:p>
+      <w:r>
+        <w:t>词性：noun</w:t>
+      </w:r>
+    </w:p>
+    <w:p>
+      <w:r>
+        <w:t>English definition: A separate enclosed section within a larger space or container.</w:t>
+      </w:r>
+    </w:p>
+    <w:p>
+      <w:r>
         <w:t>隔间；分隔的储物空间</w:t>
       </w:r>
     </w:p>
@@ -3958,6 +5038,21 @@
     </w:p>
     <w:p>
       <w:r>
+        <w:t>美式 IPA：/kənˈsɛnsəs/</w:t>
+      </w:r>
+    </w:p>
+    <w:p>
+      <w:r>
+        <w:t>词性：noun</w:t>
+      </w:r>
+    </w:p>
+    <w:p>
+      <w:r>
+        <w:t>English definition: General agreement among the members of a group.</w:t>
+      </w:r>
+    </w:p>
+    <w:p>
+      <w:r>
         <w:t>共识；一致意见</w:t>
       </w:r>
     </w:p>
@@ -4002,6 +5097,21 @@
     </w:p>
     <w:p>
       <w:r>
+        <w:t>美式 IPA：/kənˈfɛʃən/</w:t>
+      </w:r>
+    </w:p>
+    <w:p>
+      <w:r>
+        <w:t>词性：noun</w:t>
+      </w:r>
+    </w:p>
+    <w:p>
+      <w:r>
+        <w:t>English definition: An admission that one has committed a crime or done something wrong.</w:t>
+      </w:r>
+    </w:p>
+    <w:p>
+      <w:r>
         <w:t>供认；坦白</w:t>
       </w:r>
     </w:p>
@@ -4046,6 +5156,16 @@
     </w:p>
     <w:p>
       <w:r>
+        <w:t>词性：noun phrase</w:t>
+      </w:r>
+    </w:p>
+    <w:p>
+      <w:r>
+        <w:t>English definition: A lawsuit brought on behalf of a group whose members have similar legal claims.</w:t>
+      </w:r>
+    </w:p>
+    <w:p>
+      <w:r>
         <w:t>集体诉讼</w:t>
       </w:r>
     </w:p>
@@ -4090,6 +5210,16 @@
     </w:p>
     <w:p>
       <w:r>
+        <w:t>词性：verb phrase / idiom</w:t>
+      </w:r>
+    </w:p>
+    <w:p>
+      <w:r>
+        <w:t>English definition: To end a project, arrangement, or source of support.</w:t>
+      </w:r>
+    </w:p>
+    <w:p>
+      <w:r>
         <w:t>终止；停止支持</w:t>
       </w:r>
     </w:p>
@@ -4134,6 +5264,21 @@
     </w:p>
     <w:p>
       <w:r>
+        <w:t>美式 IPA：/wɪðˈdrɔ/</w:t>
+      </w:r>
+    </w:p>
+    <w:p>
+      <w:r>
+        <w:t>词性：verb</w:t>
+      </w:r>
+    </w:p>
+    <w:p>
+      <w:r>
+        <w:t>English definition: To remove or take back something; to leave an activity; or to take money from an account.</w:t>
+      </w:r>
+    </w:p>
+    <w:p>
+      <w:r>
         <w:t>撤回；退出；取款</w:t>
       </w:r>
     </w:p>
@@ -4178,6 +5323,26 @@
     </w:p>
     <w:p>
       <w:r>
+        <w:t>美式 IPA：/ˈdaʊnˌsaɪzɪŋ/</w:t>
+      </w:r>
+    </w:p>
+    <w:p>
+      <w:r>
+        <w:t>词性：noun</w:t>
+      </w:r>
+    </w:p>
+    <w:p>
+      <w:r>
+        <w:t>English definition: A reduction in an organization's workforce, operations, or size.</w:t>
+      </w:r>
+    </w:p>
+    <w:p>
+      <w:r>
+        <w:t>原形：downsize</w:t>
+      </w:r>
+    </w:p>
+    <w:p>
+      <w:r>
         <w:t>缩减规模；裁员</w:t>
       </w:r>
     </w:p>
@@ -4222,6 +5387,21 @@
     </w:p>
     <w:p>
       <w:r>
+        <w:t>美式 IPA：/əˈblɪviəs/</w:t>
+      </w:r>
+    </w:p>
+    <w:p>
+      <w:r>
+        <w:t>词性：adjective</w:t>
+      </w:r>
+    </w:p>
+    <w:p>
+      <w:r>
+        <w:t>English definition: Unaware of something happening nearby or affecting oneself.</w:t>
+      </w:r>
+    </w:p>
+    <w:p>
+      <w:r>
         <w:t>未察觉的；浑然不知的</w:t>
       </w:r>
     </w:p>
@@ -4266,6 +5446,26 @@
     </w:p>
     <w:p>
       <w:r>
+        <w:t>美式 IPA：/kəmˈpɛlɪŋ/</w:t>
+      </w:r>
+    </w:p>
+    <w:p>
+      <w:r>
+        <w:t>词性：adjective</w:t>
+      </w:r>
+    </w:p>
+    <w:p>
+      <w:r>
+        <w:t>English definition: Strong enough to persuade someone or hold their attention.</w:t>
+      </w:r>
+    </w:p>
+    <w:p>
+      <w:r>
+        <w:t>原形：compel</w:t>
+      </w:r>
+    </w:p>
+    <w:p>
+      <w:r>
         <w:t>很有说服力的；引人入胜的</w:t>
       </w:r>
     </w:p>
@@ -4310,6 +5510,21 @@
     </w:p>
     <w:p>
       <w:r>
+        <w:t>美式 IPA：/pəˈtɪʃən/</w:t>
+      </w:r>
+    </w:p>
+    <w:p>
+      <w:r>
+        <w:t>词性：noun / verb</w:t>
+      </w:r>
+    </w:p>
+    <w:p>
+      <w:r>
+        <w:t>English definition: A formal request to an authority or court; to submit such a request.</w:t>
+      </w:r>
+    </w:p>
+    <w:p>
+      <w:r>
         <w:t>正式申请；请愿书</w:t>
       </w:r>
     </w:p>
@@ -4428,6 +5643,21 @@
     </w:p>
     <w:p>
       <w:r>
+        <w:t>美式 IPA：/kənˈspɪrəsi/</w:t>
+      </w:r>
+    </w:p>
+    <w:p>
+      <w:r>
+        <w:t>词性：noun</w:t>
+      </w:r>
+    </w:p>
+    <w:p>
+      <w:r>
+        <w:t>English definition: A secret agreement to carry out an unlawful or harmful plan.</w:t>
+      </w:r>
+    </w:p>
+    <w:p>
+      <w:r>
         <w:t>共谋；阴谋</w:t>
       </w:r>
     </w:p>
@@ -4472,6 +5702,21 @@
     </w:p>
     <w:p>
       <w:r>
+        <w:t>美式 IPA：/ˈblækˌmeɪl/</w:t>
+      </w:r>
+    </w:p>
+    <w:p>
+      <w:r>
+        <w:t>词性：noun / verb</w:t>
+      </w:r>
+    </w:p>
+    <w:p>
+      <w:r>
+        <w:t>English definition: Demanding money or cooperation by threatening to expose damaging information; to make such a demand.</w:t>
+      </w:r>
+    </w:p>
+    <w:p>
+      <w:r>
         <w:t>敲诈勒索；以曝光信息等相威胁</w:t>
       </w:r>
     </w:p>
@@ -4516,6 +5761,16 @@
     </w:p>
     <w:p>
       <w:r>
+        <w:t>词性：idiom</w:t>
+      </w:r>
+    </w:p>
+    <w:p>
+      <w:r>
+        <w:t>English definition: At risk of being lost; also connected by telephone.</w:t>
+      </w:r>
+    </w:p>
+    <w:p>
+      <w:r>
         <w:t>面临风险；处于通话中</w:t>
       </w:r>
     </w:p>
@@ -4560,6 +5815,21 @@
     </w:p>
     <w:p>
       <w:r>
+        <w:t>美式 IPA：/ˈstrɔŋˌɑrm/</w:t>
+      </w:r>
+    </w:p>
+    <w:p>
+      <w:r>
+        <w:t>词性：verb / adjective</w:t>
+      </w:r>
+    </w:p>
+    <w:p>
+      <w:r>
+        <w:t>English definition: To force someone to act through threats or pressure; involving such methods.</w:t>
+      </w:r>
+    </w:p>
+    <w:p>
+      <w:r>
         <w:t>用强力或威胁迫使</w:t>
       </w:r>
     </w:p>
@@ -4604,6 +5874,21 @@
     </w:p>
     <w:p>
       <w:r>
+        <w:t>美式 IPA：/ˈɪnvənˌtɔri/</w:t>
+      </w:r>
+    </w:p>
+    <w:p>
+      <w:r>
+        <w:t>词性：noun / verb</w:t>
+      </w:r>
+    </w:p>
+    <w:p>
+      <w:r>
+        <w:t>English definition: Goods held in stock or a detailed list of items; to make such a list.</w:t>
+      </w:r>
+    </w:p>
+    <w:p>
+      <w:r>
         <w:t>库存；盘点</w:t>
       </w:r>
     </w:p>
@@ -4648,6 +5933,21 @@
     </w:p>
     <w:p>
       <w:r>
+        <w:t>美式 IPA：/ˈɪnvɔɪs/</w:t>
+      </w:r>
+    </w:p>
+    <w:p>
+      <w:r>
+        <w:t>词性：noun / verb</w:t>
+      </w:r>
+    </w:p>
+    <w:p>
+      <w:r>
+        <w:t>English definition: An itemized request for payment; to send such a request.</w:t>
+      </w:r>
+    </w:p>
+    <w:p>
+      <w:r>
         <w:t>发票；付款账单</w:t>
       </w:r>
     </w:p>
@@ -4692,6 +5992,21 @@
     </w:p>
     <w:p>
       <w:r>
+        <w:t>美式 IPA：/ləˈdʒɪstɪks/</w:t>
+      </w:r>
+    </w:p>
+    <w:p>
+      <w:r>
+        <w:t>词性：plural noun</w:t>
+      </w:r>
+    </w:p>
+    <w:p>
+      <w:r>
+        <w:t>English definition: The practical organization of moving people, supplies, or equipment and coordinating an operation.</w:t>
+      </w:r>
+    </w:p>
+    <w:p>
+      <w:r>
         <w:t>后勤；具体组织安排</w:t>
       </w:r>
     </w:p>
@@ -4736,6 +6051,21 @@
     </w:p>
     <w:p>
       <w:r>
+        <w:t>美式 IPA：/ˌɪntɚˈsteɪt/</w:t>
+      </w:r>
+    </w:p>
+    <w:p>
+      <w:r>
+        <w:t>词性：adjective / noun</w:t>
+      </w:r>
+    </w:p>
+    <w:p>
+      <w:r>
+        <w:t>English definition: Connecting or involving different states; as a noun, an interstate highway.</w:t>
+      </w:r>
+    </w:p>
+    <w:p>
+      <w:r>
         <w:t>州与州之间的</w:t>
       </w:r>
     </w:p>
@@ -4780,6 +6110,21 @@
     </w:p>
     <w:p>
       <w:r>
+        <w:t>美式 IPA：/ˈdilˌbreɪkɚ/</w:t>
+      </w:r>
+    </w:p>
+    <w:p>
+      <w:r>
+        <w:t>词性：noun</w:t>
+      </w:r>
+    </w:p>
+    <w:p>
+      <w:r>
+        <w:t>English definition: A condition or problem serious enough to prevent an agreement or relationship.</w:t>
+      </w:r>
+    </w:p>
+    <w:p>
+      <w:r>
         <w:t>导致谈不成的关键问题</w:t>
       </w:r>
     </w:p>
@@ -4898,6 +6243,21 @@
     </w:p>
     <w:p>
       <w:r>
+        <w:t>美式 IPA：/ˈprɪvəlɪdʒ/</w:t>
+      </w:r>
+    </w:p>
+    <w:p>
+      <w:r>
+        <w:t>词性：noun</w:t>
+      </w:r>
+    </w:p>
+    <w:p>
+      <w:r>
+        <w:t>English definition: A special right or advantage; in law, a protection that can prevent compelled disclosure of certain communications.</w:t>
+      </w:r>
+    </w:p>
+    <w:p>
+      <w:r>
         <w:t>法律保密特权；特殊权利或荣幸</w:t>
       </w:r>
     </w:p>
@@ -4942,6 +6302,21 @@
     </w:p>
     <w:p>
       <w:r>
+        <w:t>美式 IPA：/ˌʌnɪnˈkʌmbɚd/</w:t>
+      </w:r>
+    </w:p>
+    <w:p>
+      <w:r>
+        <w:t>词性：adjective</w:t>
+      </w:r>
+    </w:p>
+    <w:p>
+      <w:r>
+        <w:t>English definition: Free from burdens or restrictions; for property, free from certain claims or charges.</w:t>
+      </w:r>
+    </w:p>
+    <w:p>
+      <w:r>
         <w:t>不受拖累或束缚的；无负担的</w:t>
       </w:r>
     </w:p>
@@ -4986,6 +6361,21 @@
     </w:p>
     <w:p>
       <w:r>
+        <w:t>美式 IPA：/ˌpɛrəˈliɡəl/</w:t>
+      </w:r>
+    </w:p>
+    <w:p>
+      <w:r>
+        <w:t>词性：noun / adjective</w:t>
+      </w:r>
+    </w:p>
+    <w:p>
+      <w:r>
+        <w:t>English definition: A trained legal assistant who is not a licensed lawyer; relating to that role.</w:t>
+      </w:r>
+    </w:p>
+    <w:p>
+      <w:r>
         <w:t>律师助理；法律辅助人员</w:t>
       </w:r>
     </w:p>
@@ -5030,6 +6420,21 @@
     </w:p>
     <w:p>
       <w:r>
+        <w:t>美式 IPA：/əˈpɛlɪt/</w:t>
+      </w:r>
+    </w:p>
+    <w:p>
+      <w:r>
+        <w:t>词性：adjective</w:t>
+      </w:r>
+    </w:p>
+    <w:p>
+      <w:r>
+        <w:t>English definition: Relating to a court's review of a lower court's decision.</w:t>
+      </w:r>
+    </w:p>
+    <w:p>
+      <w:r>
         <w:t>上诉的；审理上诉的</w:t>
       </w:r>
     </w:p>
@@ -5074,6 +6479,21 @@
     </w:p>
     <w:p>
       <w:r>
+        <w:t>美式 IPA：/əˈpreɪzəl/</w:t>
+      </w:r>
+    </w:p>
+    <w:p>
+      <w:r>
+        <w:t>词性：noun</w:t>
+      </w:r>
+    </w:p>
+    <w:p>
+      <w:r>
+        <w:t>English definition: An assessment of something's value, quality, or condition.</w:t>
+      </w:r>
+    </w:p>
+    <w:p>
+      <w:r>
         <w:t>评估；估价</w:t>
       </w:r>
     </w:p>
@@ -5118,6 +6538,16 @@
     </w:p>
     <w:p>
       <w:r>
+        <w:t>词性：adverb phrase</w:t>
+      </w:r>
+    </w:p>
+    <w:p>
+      <w:r>
+        <w:t>English definition: By giving a false account of one's identity, purpose, or circumstances.</w:t>
+      </w:r>
+    </w:p>
+    <w:p>
+      <w:r>
         <w:t>借虚假理由；通过虚假陈述</w:t>
       </w:r>
     </w:p>
@@ -5162,6 +6592,26 @@
     </w:p>
     <w:p>
       <w:r>
+        <w:t>美式 IPA：/əˈspɝʒənz/</w:t>
+      </w:r>
+    </w:p>
+    <w:p>
+      <w:r>
+        <w:t>词性：plural noun</w:t>
+      </w:r>
+    </w:p>
+    <w:p>
+      <w:r>
+        <w:t>English definition: Remarks that suggest someone is dishonest or morally suspect.</w:t>
+      </w:r>
+    </w:p>
+    <w:p>
+      <w:r>
+        <w:t>原形：aspersion</w:t>
+      </w:r>
+    </w:p>
+    <w:p>
+      <w:r>
         <w:t>诋毁；恶意影射</w:t>
       </w:r>
     </w:p>
@@ -5206,6 +6656,26 @@
     </w:p>
     <w:p>
       <w:r>
+        <w:t>美式 IPA：/ˈfɛnsɪŋ/</w:t>
+      </w:r>
+    </w:p>
+    <w:p>
+      <w:r>
+        <w:t>词性：noun / verb (-ing form)</w:t>
+      </w:r>
+    </w:p>
+    <w:p>
+      <w:r>
+        <w:t>English definition: Buying or selling stolen goods; the -ing form of fence in this criminal sense.</w:t>
+      </w:r>
+    </w:p>
+    <w:p>
+      <w:r>
+        <w:t>原形：fence</w:t>
+      </w:r>
+    </w:p>
+    <w:p>
+      <w:r>
         <w:t>销赃</w:t>
       </w:r>
     </w:p>
@@ -5250,6 +6720,21 @@
     </w:p>
     <w:p>
       <w:r>
+        <w:t>美式 IPA：/ˈloʊˌdaʊn/</w:t>
+      </w:r>
+    </w:p>
+    <w:p>
+      <w:r>
+        <w:t>词性：noun</w:t>
+      </w:r>
+    </w:p>
+    <w:p>
+      <w:r>
+        <w:t>English definition: The essential facts or inside information about a situation.</w:t>
+      </w:r>
+    </w:p>
+    <w:p>
+      <w:r>
         <w:t>内幕；详细情况</w:t>
       </w:r>
     </w:p>
@@ -5368,6 +6853,21 @@
     </w:p>
     <w:p>
       <w:r>
+        <w:t>美式 IPA：/beɪl/</w:t>
+      </w:r>
+    </w:p>
+    <w:p>
+      <w:r>
+        <w:t>词性：noun / verb</w:t>
+      </w:r>
+    </w:p>
+    <w:p>
+      <w:r>
+        <w:t>English definition: Conditional release before trial, sometimes secured by money; to secure someone's release in this way.</w:t>
+      </w:r>
+    </w:p>
+    <w:p>
+      <w:r>
         <w:t>保释；保释金</w:t>
       </w:r>
     </w:p>
@@ -5412,6 +6912,21 @@
     </w:p>
     <w:p>
       <w:r>
+        <w:t>美式 IPA：/ˌæfəˈdeɪvɪt/</w:t>
+      </w:r>
+    </w:p>
+    <w:p>
+      <w:r>
+        <w:t>词性：noun</w:t>
+      </w:r>
+    </w:p>
+    <w:p>
+      <w:r>
+        <w:t>English definition: A written statement that its maker formally swears is true.</w:t>
+      </w:r>
+    </w:p>
+    <w:p>
+      <w:r>
         <w:t>宣誓书；宣誓陈述</w:t>
       </w:r>
     </w:p>
@@ -5456,6 +6971,21 @@
     </w:p>
     <w:p>
       <w:r>
+        <w:t>美式 IPA：/ˌɪndɪˈspɛnsəbəl/</w:t>
+      </w:r>
+    </w:p>
+    <w:p>
+      <w:r>
+        <w:t>词性：adjective</w:t>
+      </w:r>
+    </w:p>
+    <w:p>
+      <w:r>
+        <w:t>English definition: So necessary that it cannot reasonably be done without.</w:t>
+      </w:r>
+    </w:p>
+    <w:p>
+      <w:r>
         <w:t>不可或缺的</w:t>
       </w:r>
     </w:p>
@@ -5500,6 +7030,16 @@
     </w:p>
     <w:p>
       <w:r>
+        <w:t>词性：noun phrase</w:t>
+      </w:r>
+    </w:p>
+    <w:p>
+      <w:r>
+        <w:t>English definition: A public official responsible for prosecuting crimes in a local jurisdiction in the United States.</w:t>
+      </w:r>
+    </w:p>
+    <w:p>
+      <w:r>
         <w:t>地方检察官</w:t>
       </w:r>
     </w:p>
@@ -5544,6 +7084,21 @@
     </w:p>
     <w:p>
       <w:r>
+        <w:t>美式 IPA：/ˌskɑtˈfri/</w:t>
+      </w:r>
+    </w:p>
+    <w:p>
+      <w:r>
+        <w:t>词性：adverb / adjective</w:t>
+      </w:r>
+    </w:p>
+    <w:p>
+      <w:r>
+        <w:t>English definition: Without receiving punishment or suffering the expected consequences.</w:t>
+      </w:r>
+    </w:p>
+    <w:p>
+      <w:r>
         <w:t>未受惩罚或损失地</w:t>
       </w:r>
     </w:p>
@@ -5588,6 +7143,16 @@
     </w:p>
     <w:p>
       <w:r>
+        <w:t>词性：noun phrase</w:t>
+      </w:r>
+    </w:p>
+    <w:p>
+      <w:r>
+        <w:t>English definition: Unlawfully entering a building, traditionally involving some form of force to gain entry.</w:t>
+      </w:r>
+    </w:p>
+    <w:p>
+      <w:r>
         <w:t>破门或非法进入建筑的行为</w:t>
       </w:r>
     </w:p>
@@ -5632,6 +7197,16 @@
     </w:p>
     <w:p>
       <w:r>
+        <w:t>词性：idiom</w:t>
+      </w:r>
+    </w:p>
+    <w:p>
+      <w:r>
+        <w:t>English definition: Pursuing the wrong explanation, person, or course of action.</w:t>
+      </w:r>
+    </w:p>
+    <w:p>
+      <w:r>
         <w:t>找错对象或方向</w:t>
       </w:r>
     </w:p>
@@ -5676,6 +7251,16 @@
     </w:p>
     <w:p>
       <w:r>
+        <w:t>词性：adjective / adverb phrase</w:t>
+      </w:r>
+    </w:p>
+    <w:p>
+      <w:r>
+        <w:t>English definition: In a stable, balanced condition without major disruption.</w:t>
+      </w:r>
+    </w:p>
+    <w:p>
+      <w:r>
         <w:t>稳定、平衡的状态</w:t>
       </w:r>
     </w:p>
@@ -5720,6 +7305,16 @@
     </w:p>
     <w:p>
       <w:r>
+        <w:t>词性：verb phrase / idiom</w:t>
+      </w:r>
+    </w:p>
+    <w:p>
+      <w:r>
+        <w:t>English definition: To behave responsibly and avoid trouble, especially unlawful activity.</w:t>
+      </w:r>
+    </w:p>
+    <w:p>
+      <w:r>
         <w:t>规规矩矩；不惹麻烦</w:t>
       </w:r>
     </w:p>
@@ -5764,6 +7359,16 @@
     </w:p>
     <w:p>
       <w:r>
+        <w:t>词性：verb phrase / idiom</w:t>
+      </w:r>
+    </w:p>
+    <w:p>
+      <w:r>
+        <w:t>English definition: To reveal private feelings, secrets, or everything one knows.</w:t>
+      </w:r>
+    </w:p>
+    <w:p>
+      <w:r>
         <w:t>把心事或秘密全说出来</w:t>
       </w:r>
     </w:p>
@@ -5882,6 +7487,21 @@
     </w:p>
     <w:p>
       <w:r>
+        <w:t>美式 IPA：/ˈfɛləni/</w:t>
+      </w:r>
+    </w:p>
+    <w:p>
+      <w:r>
+        <w:t>词性：noun</w:t>
+      </w:r>
+    </w:p>
+    <w:p>
+      <w:r>
+        <w:t>English definition: A serious category of crime, generally carrying more severe penalties than a misdemeanor.</w:t>
+      </w:r>
+    </w:p>
+    <w:p>
+      <w:r>
         <w:t>重罪</w:t>
       </w:r>
     </w:p>
@@ -5926,6 +7546,21 @@
     </w:p>
     <w:p>
       <w:r>
+        <w:t>美式 IPA：/dɪˈfɛndənt/</w:t>
+      </w:r>
+    </w:p>
+    <w:p>
+      <w:r>
+        <w:t>词性：noun</w:t>
+      </w:r>
+    </w:p>
+    <w:p>
+      <w:r>
+        <w:t>English definition: The person or organization against whom a criminal charge or civil claim is brought.</w:t>
+      </w:r>
+    </w:p>
+    <w:p>
+      <w:r>
         <w:t>被告</w:t>
       </w:r>
     </w:p>
@@ -5970,6 +7605,21 @@
     </w:p>
     <w:p>
       <w:r>
+        <w:t>美式 IPA：/ˌprɑsəˈkjuʃən/</w:t>
+      </w:r>
+    </w:p>
+    <w:p>
+      <w:r>
+        <w:t>词性：noun</w:t>
+      </w:r>
+    </w:p>
+    <w:p>
+      <w:r>
+        <w:t>English definition: The pursuit of criminal charges in court; also the lawyers bringing those charges.</w:t>
+      </w:r>
+    </w:p>
+    <w:p>
+      <w:r>
         <w:t>控方；起诉；检控</w:t>
       </w:r>
     </w:p>
@@ -6014,6 +7664,21 @@
     </w:p>
     <w:p>
       <w:r>
+        <w:t>美式 IPA：/ˈpɝdʒɚi/</w:t>
+      </w:r>
+    </w:p>
+    <w:p>
+      <w:r>
+        <w:t>词性：noun</w:t>
+      </w:r>
+    </w:p>
+    <w:p>
+      <w:r>
+        <w:t>English definition: Knowingly making a materially false statement under a legally required oath.</w:t>
+      </w:r>
+    </w:p>
+    <w:p>
+      <w:r>
         <w:t>伪证罪；宣誓后故意作虚假陈述</w:t>
       </w:r>
     </w:p>
@@ -6058,6 +7723,21 @@
     </w:p>
     <w:p>
       <w:r>
+        <w:t>美式 IPA：/ˌrɛstəˈtuʃən/</w:t>
+      </w:r>
+    </w:p>
+    <w:p>
+      <w:r>
+        <w:t>词性：noun</w:t>
+      </w:r>
+    </w:p>
+    <w:p>
+      <w:r>
+        <w:t>English definition: Returning property or paying compensation to someone who suffered a loss.</w:t>
+      </w:r>
+    </w:p>
+    <w:p>
+      <w:r>
         <w:t>返还财物；对损失的补偿</w:t>
       </w:r>
     </w:p>
@@ -6102,6 +7782,21 @@
     </w:p>
     <w:p>
       <w:r>
+        <w:t>美式 IPA：/ɪnˈdaɪtmənt/</w:t>
+      </w:r>
+    </w:p>
+    <w:p>
+      <w:r>
+        <w:t>词性：noun</w:t>
+      </w:r>
+    </w:p>
+    <w:p>
+      <w:r>
+        <w:t>English definition: A formal criminal accusation, often issued by a grand jury in the United States.</w:t>
+      </w:r>
+    </w:p>
+    <w:p>
+      <w:r>
         <w:t>正式刑事起诉书；控告</w:t>
       </w:r>
     </w:p>
@@ -6146,6 +7841,21 @@
     </w:p>
     <w:p>
       <w:r>
+        <w:t>美式 IPA：/kənˈspɪrəsi/</w:t>
+      </w:r>
+    </w:p>
+    <w:p>
+      <w:r>
+        <w:t>词性：noun</w:t>
+      </w:r>
+    </w:p>
+    <w:p>
+      <w:r>
+        <w:t>English definition: A secret agreement to carry out an unlawful or harmful plan.</w:t>
+      </w:r>
+    </w:p>
+    <w:p>
+      <w:r>
         <w:t>共谋；阴谋</w:t>
       </w:r>
     </w:p>
@@ -6190,6 +7900,21 @@
     </w:p>
     <w:p>
       <w:r>
+        <w:t>美式 IPA：/ˈprɪvəlɪdʒ/</w:t>
+      </w:r>
+    </w:p>
+    <w:p>
+      <w:r>
+        <w:t>词性：noun</w:t>
+      </w:r>
+    </w:p>
+    <w:p>
+      <w:r>
+        <w:t>English definition: A special right or advantage; in law, a protection that can prevent compelled disclosure of certain communications.</w:t>
+      </w:r>
+    </w:p>
+    <w:p>
+      <w:r>
         <w:t>法律保密特权；特殊权利或荣幸</w:t>
       </w:r>
     </w:p>
@@ -6234,6 +7959,21 @@
     </w:p>
     <w:p>
       <w:r>
+        <w:t>美式 IPA：/ˈnoʊtəˌraɪz/</w:t>
+      </w:r>
+    </w:p>
+    <w:p>
+      <w:r>
+        <w:t>词性：verb</w:t>
+      </w:r>
+    </w:p>
+    <w:p>
+      <w:r>
+        <w:t>English definition: To have a notary formally authenticate a signature or perform another authorized certification.</w:t>
+      </w:r>
+    </w:p>
+    <w:p>
+      <w:r>
         <w:t>公证或由公证员认证</w:t>
       </w:r>
     </w:p>
@@ -6278,6 +8018,21 @@
     </w:p>
     <w:p>
       <w:r>
+        <w:t>美式 IPA：/ˈɛkstrəˌdaɪt/</w:t>
+      </w:r>
+    </w:p>
+    <w:p>
+      <w:r>
+        <w:t>词性：verb</w:t>
+      </w:r>
+    </w:p>
+    <w:p>
+      <w:r>
+        <w:t>English definition: To formally transfer a person to another jurisdiction to face criminal proceedings or punishment.</w:t>
+      </w:r>
+    </w:p>
+    <w:p>
+      <w:r>
         <w:t>引渡</w:t>
       </w:r>
     </w:p>
@@ -6322,6 +8077,26 @@
     </w:p>
     <w:p>
       <w:r>
+        <w:t>美式 IPA：/ˈsɛntənsɪŋ/</w:t>
+      </w:r>
+    </w:p>
+    <w:p>
+      <w:r>
+        <w:t>词性：noun</w:t>
+      </w:r>
+    </w:p>
+    <w:p>
+      <w:r>
+        <w:t>English definition: The stage of a criminal case at which a court determines the punishment.</w:t>
+      </w:r>
+    </w:p>
+    <w:p>
+      <w:r>
+        <w:t>原形：sentence</w:t>
+      </w:r>
+    </w:p>
+    <w:p>
+      <w:r>
         <w:t>量刑；宣判刑罚</w:t>
       </w:r>
     </w:p>
@@ -6366,6 +8141,16 @@
     </w:p>
     <w:p>
       <w:r>
+        <w:t>词性：noun phrase</w:t>
+      </w:r>
+    </w:p>
+    <w:p>
+      <w:r>
+        <w:t>English definition: Disguising the illegal origin of money so that it appears to come from legitimate activity.</w:t>
+      </w:r>
+    </w:p>
+    <w:p>
+      <w:r>
         <w:t>洗钱</w:t>
       </w:r>
     </w:p>
@@ -6410,6 +8195,16 @@
     </w:p>
     <w:p>
       <w:r>
+        <w:t>词性：noun phrase</w:t>
+      </w:r>
+    </w:p>
+    <w:p>
+      <w:r>
+        <w:t>English definition: Someone who knowingly helps an offender avoid arrest, trial, or punishment after a crime.</w:t>
+      </w:r>
+    </w:p>
+    <w:p>
+      <w:r>
         <w:t>事后帮助犯罪者逃避追究的人</w:t>
       </w:r>
     </w:p>
@@ -6454,6 +8249,16 @@
     </w:p>
     <w:p>
       <w:r>
+        <w:t>词性：noun phrase</w:t>
+      </w:r>
+    </w:p>
+    <w:p>
+      <w:r>
+        <w:t>English definition: Improper interference with the investigation, prosecution, or administration of a legal matter.</w:t>
+      </w:r>
+    </w:p>
+    <w:p>
+      <w:r>
         <w:t>妨碍司法</w:t>
       </w:r>
     </w:p>
@@ -6498,6 +8303,16 @@
     </w:p>
     <w:p>
       <w:r>
+        <w:t>词性：adverb phrase</w:t>
+      </w:r>
+    </w:p>
+    <w:p>
+      <w:r>
+        <w:t>English definition: For an unlimited time, without an agreed end date.</w:t>
+      </w:r>
+    </w:p>
+    <w:p>
+      <w:r>
         <w:t>永久地；无期限地</w:t>
       </w:r>
     </w:p>
@@ -6621,6 +8436,36 @@
     <w:p>
       <w:r>
         <w:t>Anki 官方文本导入说明：https://docs.ankiweb.net/manual/importing/text-files</w:t>
+      </w:r>
+    </w:p>
+    <w:p>
+      <w:r>
+        <w:t>CMU Pronouncing Dictionary — 美式发音核对：https://github.com/cmusphinx/cmudict</w:t>
+      </w:r>
+    </w:p>
+    <w:p>
+      <w:r>
+        <w:t>Merriam-Webster — probative 的读音与词性：https://www.merriam-webster.com/dictionary/probative</w:t>
+      </w:r>
+    </w:p>
+    <w:p>
+      <w:r>
+        <w:t>Merriam-Webster — spoliation 的读音与法律义：https://www.merriam-webster.com/dictionary/spoliation</w:t>
+      </w:r>
+    </w:p>
+    <w:p>
+      <w:r>
+        <w:t>Merriam-Webster — hypersensitivity 的重音：https://www.merriam-webster.com/dictionary/hypersensitivity</w:t>
+      </w:r>
+    </w:p>
+    <w:p>
+      <w:r>
+        <w:t>Merriam-Webster — rigmarole 的读音变体：https://www.merriam-webster.com/dictionary/rigmarole</w:t>
+      </w:r>
+    </w:p>
+    <w:p>
+      <w:r>
+        <w:t>美式发音核对参考 CMU Pronouncing Dictionary；许可与致谢：https://chuanwang66.github.io/better-call-saul-english/data/CMUDICT-LICENSE.txt</w:t>
       </w:r>
     </w:p>
     <w:sectPr>
